--- a/volunteers-and-events/dist/Volunteers_and_Events_User_Manual.docx
+++ b/volunteers-and-events/dist/Volunteers_and_Events_User_Manual.docx
@@ -60,10 +60,19 @@
         <w:rPr>
           <w:b/>
         </w:rPr>
-        <w:t>The shared link.</w:t>
+        <w:t>The shared page.</w:t>
       </w:r>
       <w:r>
-        <w:t xml:space="preserve"> Open the link Jesse sends you and sign in to Claude if it asks. Everyone the link is shared with sees the same records. You can make changes only if the link was shared with you as an Editor; otherwise the top right says </w:t>
+        <w:t xml:space="preserve"> Open the NAMI landing page, press </w:t>
+      </w:r>
+      <w:r>
+        <w:rPr>
+          <w:b/>
+        </w:rPr>
+        <w:t>Open Volunteers &amp; Events</w:t>
+      </w:r>
+      <w:r>
+        <w:t xml:space="preserve">, and sign in to Claude if it asks. Everyone the link is shared with sees the same records. You can make changes only if the link was shared with you as an Editor; otherwise the top right says </w:t>
       </w:r>
       <w:r>
         <w:rPr>

--- a/volunteers-and-events/dist/Volunteers_and_Events_User_Manual.docx
+++ b/volunteers-and-events/dist/Volunteers_and_Events_User_Manual.docx
@@ -342,6 +342,18 @@
         <w:rPr>
           <w:b/>
         </w:rPr>
+        <w:t>Print a sign-in sheet</w:t>
+      </w:r>
+      <w:r>
+        <w:t xml:space="preserve"> makes a page for the door: each job with the names signed up and blank lines under it, a table for walk-ins, and a line for the total number of people who came. Print it from the browser, take it to the event, and afterwards type what the sheet says back into the event (Came, and the hours).</w:t>
+      </w:r>
+    </w:p>
+    <w:p>
+      <w:r/>
+      <w:r>
+        <w:rPr>
+          <w:b/>
+        </w:rPr>
         <w:t>Make a copy</w:t>
       </w:r>
       <w:r>
@@ -743,53 +755,38 @@
       </w:r>
     </w:p>
     <w:p>
-      <w:pPr>
-        <w:pStyle w:val="Heading1"/>
-      </w:pPr>
-      <w:r>
-        <w:t>Where your work is saved</w:t>
-      </w:r>
-    </w:p>
-    <w:p>
-      <w:r>
-        <w:t xml:space="preserve">The words at the top right always say where your work is: </w:t>
-      </w:r>
+      <w:r/>
       <w:r>
         <w:rPr>
           <w:b/>
         </w:rPr>
-        <w:t>Saved for everyone with this link</w:t>
-      </w:r>
-      <w:r>
-        <w:t xml:space="preserve">, or </w:t>
+        <w:t>For the board</w:t>
+      </w:r>
+      <w:r>
+        <w:t xml:space="preserve"> puts the same dates into four lines: events held and people who came, volunteer hours and who gave them, money received and other gifts, and the dates covered. </w:t>
       </w:r>
       <w:r>
         <w:rPr>
           <w:b/>
         </w:rPr>
-        <w:t>Saved in this browser</w:t>
-      </w:r>
-      <w:r>
-        <w:t xml:space="preserve">. While a change is on its way it says </w:t>
+        <w:t>Copy these lines</w:t>
+      </w:r>
+      <w:r>
+        <w:t xml:space="preserve"> puts them on the clipboard for a board update or a grant report.</w:t>
+      </w:r>
+    </w:p>
+    <w:p>
+      <w:r>
+        <w:t xml:space="preserve">If a </w:t>
       </w:r>
       <w:r>
         <w:rPr>
           <w:b/>
         </w:rPr>
-        <w:t>Saving…</w:t>
-      </w:r>
-      <w:r>
-        <w:t>.</w:t>
-      </w:r>
-    </w:p>
-    <w:p>
-      <w:r>
-        <w:t>On the shared link, each change saves on its own, so two people can work at once. If two people change the very same box at the same moment, the last one typed is kept. If someone removes a record for good while you are changing it, a message says so and that change is not kept.</w:t>
-      </w:r>
-    </w:p>
-    <w:p>
-      <w:r>
-        <w:t>With the file version, another computer or browser will not see your records. Save a backup now and then, and bring it back on the other computer.</w:t>
+        <w:t>value of one volunteer hour</w:t>
+      </w:r>
+      <w:r>
+        <w:t xml:space="preserve"> has been set in Settings, Volunteer hours and For the board also show what the hours are worth in dollars, the figure funders ask for as in-kind match.</w:t>
       </w:r>
     </w:p>
     <w:p>
@@ -797,31 +794,49 @@
         <w:pStyle w:val="Heading1"/>
       </w:pPr>
       <w:r>
-        <w:t>Backup, and bringing one back</w:t>
+        <w:t>Where your work is saved</w:t>
       </w:r>
     </w:p>
     <w:p>
-      <w:r/>
+      <w:r>
+        <w:t xml:space="preserve">The words at the top right always say where your work is: </w:t>
+      </w:r>
       <w:r>
         <w:rPr>
           <w:b/>
         </w:rPr>
-        <w:t>More → Backup → Save a backup file</w:t>
-      </w:r>
-      <w:r>
-        <w:t xml:space="preserve"> saves everything (events, volunteers, supporters, gifts) as one file. Keep it somewhere safe, like your documents folder or a shared drive. The file is named with the date.</w:t>
-      </w:r>
-    </w:p>
-    <w:p>
-      <w:r/>
+        <w:t>Saved for everyone with this link</w:t>
+      </w:r>
+      <w:r>
+        <w:t xml:space="preserve">, or </w:t>
+      </w:r>
       <w:r>
         <w:rPr>
           <w:b/>
         </w:rPr>
-        <w:t>Bring a copy back</w:t>
-      </w:r>
-      <w:r>
-        <w:t xml:space="preserve"> adds the records from a backup file. Nothing is removed: new records are added, and a record that is in both places keeps whichever version was changed last. A file that is not a backup from this app is refused in plain words.</w:t>
+        <w:t>Saved in this browser</w:t>
+      </w:r>
+      <w:r>
+        <w:t xml:space="preserve">. While a change is on its way it says </w:t>
+      </w:r>
+      <w:r>
+        <w:rPr>
+          <w:b/>
+        </w:rPr>
+        <w:t>Saving…</w:t>
+      </w:r>
+      <w:r>
+        <w:t>.</w:t>
+      </w:r>
+    </w:p>
+    <w:p>
+      <w:r>
+        <w:t>On the shared link, each change saves on its own, so two people can work at once. If two people change the very same box at the same moment, the last one typed is kept. If someone removes a record for good while you are changing it, a message says so and that change is not kept.</w:t>
+      </w:r>
+    </w:p>
+    <w:p>
+      <w:r>
+        <w:t>With the file version, another computer or browser will not see your records. Save a backup now and then, and bring it back on the other computer.</w:t>
       </w:r>
     </w:p>
     <w:p>
@@ -829,48 +844,31 @@
         <w:pStyle w:val="Heading1"/>
       </w:pPr>
       <w:r>
-        <w:t>Undo and Recently deleted</w:t>
+        <w:t>Backup, and bringing one back</w:t>
       </w:r>
     </w:p>
     <w:p>
-      <w:r>
-        <w:t xml:space="preserve">Every delete has </w:t>
-      </w:r>
+      <w:r/>
       <w:r>
         <w:rPr>
           <w:b/>
         </w:rPr>
-        <w:t>Undo</w:t>
-      </w:r>
-      <w:r>
-        <w:t xml:space="preserve"> in the message at the bottom of the screen. A deleted event, volunteer or supporter goes to </w:t>
-      </w:r>
+        <w:t>More → Backup → Save a backup file</w:t>
+      </w:r>
+      <w:r>
+        <w:t xml:space="preserve"> saves everything (events, volunteers, supporters, gifts) as one file. Keep it somewhere safe, like your documents folder or a shared drive. The file is named with the date.</w:t>
+      </w:r>
+    </w:p>
+    <w:p>
+      <w:r/>
       <w:r>
         <w:rPr>
           <w:b/>
         </w:rPr>
-        <w:t>More → Recently deleted</w:t>
-      </w:r>
-      <w:r>
-        <w:t xml:space="preserve">, where </w:t>
-      </w:r>
-      <w:r>
-        <w:rPr>
-          <w:b/>
-        </w:rPr>
-        <w:t>Bring back</w:t>
-      </w:r>
-      <w:r>
-        <w:t xml:space="preserve"> restores it. </w:t>
-      </w:r>
-      <w:r>
-        <w:rPr>
-          <w:b/>
-        </w:rPr>
-        <w:t>Remove for good</w:t>
-      </w:r>
-      <w:r>
-        <w:t xml:space="preserve"> asks you to tap it twice.</w:t>
+        <w:t>Bring a copy back</w:t>
+      </w:r>
+      <w:r>
+        <w:t xml:space="preserve"> adds the records from a backup file. Nothing is removed: new records are added, and a record that is in both places keeps whichever version was changed last. A file that is not a backup from this app is refused in plain words.</w:t>
       </w:r>
     </w:p>
     <w:p>
@@ -878,19 +876,48 @@
         <w:pStyle w:val="Heading1"/>
       </w:pPr>
       <w:r>
-        <w:t>Making it comfortable</w:t>
+        <w:t>Undo and Recently deleted</w:t>
       </w:r>
     </w:p>
     <w:p>
-      <w:r/>
+      <w:r>
+        <w:t xml:space="preserve">Every delete has </w:t>
+      </w:r>
       <w:r>
         <w:rPr>
           <w:b/>
         </w:rPr>
-        <w:t>More → Settings</w:t>
-      </w:r>
-      <w:r>
-        <w:t xml:space="preserve"> has your organization's name (shown at the top of every page), three text sizes, and light or dark colors, or match your device. Text size and colors are saved for you on your own device, so each person can choose their own.</w:t>
+        <w:t>Undo</w:t>
+      </w:r>
+      <w:r>
+        <w:t xml:space="preserve"> in the message at the bottom of the screen. A deleted event, volunteer or supporter goes to </w:t>
+      </w:r>
+      <w:r>
+        <w:rPr>
+          <w:b/>
+        </w:rPr>
+        <w:t>More → Recently deleted</w:t>
+      </w:r>
+      <w:r>
+        <w:t xml:space="preserve">, where </w:t>
+      </w:r>
+      <w:r>
+        <w:rPr>
+          <w:b/>
+        </w:rPr>
+        <w:t>Bring back</w:t>
+      </w:r>
+      <w:r>
+        <w:t xml:space="preserve"> restores it. </w:t>
+      </w:r>
+      <w:r>
+        <w:rPr>
+          <w:b/>
+        </w:rPr>
+        <w:t>Remove for good</w:t>
+      </w:r>
+      <w:r>
+        <w:t xml:space="preserve"> asks you to tap it twice.</w:t>
       </w:r>
     </w:p>
     <w:p>
@@ -898,6 +925,26 @@
         <w:pStyle w:val="Heading1"/>
       </w:pPr>
       <w:r>
+        <w:t>Making it comfortable</w:t>
+      </w:r>
+    </w:p>
+    <w:p>
+      <w:r/>
+      <w:r>
+        <w:rPr>
+          <w:b/>
+        </w:rPr>
+        <w:t>More → Settings</w:t>
+      </w:r>
+      <w:r>
+        <w:t xml:space="preserve"> has your organization's name (shown at the top of every page), the value of one volunteer hour (blank until NAMI picks a rate; once set, the hours reports show dollars too), three text sizes, and light or dark colors, or match your device. Text size and colors are saved for you on your own device, so each person can choose their own.</w:t>
+      </w:r>
+    </w:p>
+    <w:p>
+      <w:pPr>
+        <w:pStyle w:val="Heading1"/>
+      </w:pPr>
+      <w:r>
         <w:t>If something goes wrong</w:t>
       </w:r>
     </w:p>
@@ -1241,6 +1288,46 @@
       </w:r>
       <w:r>
         <w:t>: one file with everything in it.</w:t>
+      </w:r>
+      <w:r>
+        <w:br/>
+      </w:r>
+    </w:p>
+    <w:p>
+      <w:pPr>
+        <w:ind w:left="403" w:hanging="288"/>
+      </w:pPr>
+      <w:r>
+        <w:t xml:space="preserve">•  </w:t>
+      </w:r>
+      <w:r>
+        <w:rPr>
+          <w:b/>
+        </w:rPr>
+        <w:t>Sign-in sheet</w:t>
+      </w:r>
+      <w:r>
+        <w:t>: a printed page for the door, made from an event.</w:t>
+      </w:r>
+      <w:r>
+        <w:br/>
+      </w:r>
+    </w:p>
+    <w:p>
+      <w:pPr>
+        <w:ind w:left="403" w:hanging="288"/>
+      </w:pPr>
+      <w:r>
+        <w:t xml:space="preserve">•  </w:t>
+      </w:r>
+      <w:r>
+        <w:rPr>
+          <w:b/>
+        </w:rPr>
+        <w:t>For the board</w:t>
+      </w:r>
+      <w:r>
+        <w:t>: the year in four lines, under More.</w:t>
       </w:r>
       <w:r>
         <w:br/>

--- a/volunteers-and-events/dist/Volunteers_and_Events_User_Manual.docx
+++ b/volunteers-and-events/dist/Volunteers_and_Events_User_Manual.docx
@@ -15,7 +15,7 @@
         <w:rPr>
           <w:i/>
         </w:rPr>
-        <w:t>Volunteers &amp; Events 2.1, 2026-10-05. The same words are in the app under More → How to use this.</w:t>
+        <w:t>Volunteers &amp; Events 2.2, 2026-10-05. The same words are in the app under More → How to use this.</w:t>
       </w:r>
     </w:p>
     <w:p>
@@ -667,7 +667,7 @@
         <w:t>Add a gift</w:t>
       </w:r>
       <w:r>
-        <w:t xml:space="preserve"> records one gift: money (with an amount), food or goods (what), or time or a service. You can tie a gift to an event and give it a date. Every gift is </w:t>
+        <w:t xml:space="preserve"> records one gift: food or goods (what), time or a service, or money (with an amount). A new gift starts as food or goods. You can tie a gift to an event and give it a date. Every gift is </w:t>
       </w:r>
       <w:r>
         <w:rPr>
@@ -686,6 +686,18 @@
       </w:r>
       <w:r>
         <w:t>. Gifts tied to an event also show on that event's page.</w:t>
+      </w:r>
+    </w:p>
+    <w:p>
+      <w:r/>
+      <w:r>
+        <w:rPr>
+          <w:b/>
+        </w:rPr>
+        <w:t>Money is recorded here only when it is for an event,</w:t>
+      </w:r>
+      <w:r>
+        <w:t xml:space="preserve"> such as a sponsor paying for the picnic. NAMI's donor system is the record of all giving, so a money gift here must be tied to an event, and the page reminds you to record it in the donor system as well. A money gift that is not for an event belongs only in the donor system.</w:t>
       </w:r>
     </w:p>
     <w:p>
@@ -728,7 +740,7 @@
         <w:t>Gifts</w:t>
       </w:r>
       <w:r>
-        <w:t xml:space="preserve"> shows money received, money promised and on its way, and every gift of food, goods or time in those dates, with a table.</w:t>
+        <w:t xml:space="preserve"> shows money received and promised for events, and every gift of food, goods or time in those dates, with a table.</w:t>
       </w:r>
     </w:p>
     <w:p>
@@ -1082,7 +1094,7 @@
     </w:p>
     <w:p>
       <w:r>
-        <w:t>It does not send emails or texts, sign people up from a public form, take payments, or print name tags. Hours are what you mark, not a time clock. A gift marked Received is your note, not an accounting record.</w:t>
+        <w:t>It does not send emails or texts, sign people up from a public form, take payments, or print name tags. Hours are what you mark, not a time clock. It is not the donor system: a gift marked Received is your note for the event, not an accounting record.</w:t>
       </w:r>
     </w:p>
     <w:p>
@@ -1247,7 +1259,7 @@
         <w:t>Gift</w:t>
       </w:r>
       <w:r>
-        <w:t>: money, food or goods, or time, promised or received.</w:t>
+        <w:t>: food or goods, time, or money for an event, promised or received. All other giving lives in NAMI's donor system.</w:t>
       </w:r>
       <w:r>
         <w:br/>

--- a/volunteers-and-events/dist/Volunteers_and_Events_User_Manual.docx
+++ b/volunteers-and-events/dist/Volunteers_and_Events_User_Manual.docx
@@ -16,6 +16,18 @@
           <w:i/>
         </w:rPr>
         <w:t>Volunteers &amp; Events 2.2, 2026-10-05. The same words are in the app under More → How to use this.</w:t>
+      </w:r>
+    </w:p>
+    <w:p>
+      <w:r/>
+      <w:r>
+        <w:rPr>
+          <w:b/>
+        </w:rPr>
+        <w:t>Volunteers &amp; Events starts in phase two.</w:t>
+      </w:r>
+      <w:r>
+        <w:t xml:space="preserve"> When it does, it opens from the NAMI landing page behind NAMI's own sign-in, and this guide will be updated to match. Everything below about using it stays the same.</w:t>
       </w:r>
     </w:p>
     <w:p>
